--- a/kouminkan_chushi_template.docx
+++ b/kouminkan_chushi_template.docx
@@ -1069,10 +1069,6 @@
           <w:p>
             <w:pPr>
               <w:pStyle w:val="a4"/>
-              <w:numPr>
-                <w:ilvl w:val="0"/>
-                <w:numId w:val="4"/>
-              </w:numPr>
               <w:ind w:leftChars="0"/>
               <w:rPr>
                 <w:rFonts w:asciiTheme="minorEastAsia" w:hAnsiTheme="minorEastAsia"/>
@@ -1082,7 +1078,7 @@
               <w:rPr>
                 <w:rFonts w:asciiTheme="minorEastAsia" w:hAnsiTheme="minorEastAsia" w:hint="eastAsia"/>
               </w:rPr>
-              <w:t>　・</w:t>
+              <w:t>{{ date_1 }}</w:t>
             </w:r>
           </w:p>
         </w:tc>
@@ -1104,6 +1100,9 @@
                 <w:rFonts w:asciiTheme="minorEastAsia" w:hAnsiTheme="minorEastAsia"/>
               </w:rPr>
             </w:pPr>
+            <w:r>
+              <w:t>{{ youbi_1 }}</w:t>
+            </w:r>
           </w:p>
         </w:tc>
         <w:tc>
@@ -1124,6 +1123,9 @@
                 <w:rFonts w:asciiTheme="minorEastAsia" w:hAnsiTheme="minorEastAsia"/>
               </w:rPr>
             </w:pPr>
+            <w:r>
+              <w:t>{{ room_1 }}</w:t>
+            </w:r>
           </w:p>
         </w:tc>
         <w:tc>
@@ -1149,7 +1151,7 @@
                 <w:rFonts w:asciiTheme="minorEastAsia" w:hAnsiTheme="minorEastAsia" w:hint="eastAsia"/>
                 <w:sz w:val="24"/>
               </w:rPr>
-              <w:t>□午前</w:t>
+              <w:t>{{ ck_1_gozen }}午前</w:t>
             </w:r>
           </w:p>
         </w:tc>
@@ -1176,7 +1178,7 @@
                 <w:rFonts w:asciiTheme="minorEastAsia" w:hAnsiTheme="minorEastAsia" w:hint="eastAsia"/>
                 <w:sz w:val="24"/>
               </w:rPr>
-              <w:t>□延長</w:t>
+              <w:t>{{ ck_1_encho1 }}延長</w:t>
             </w:r>
           </w:p>
         </w:tc>
@@ -1203,7 +1205,7 @@
                 <w:rFonts w:asciiTheme="minorEastAsia" w:hAnsiTheme="minorEastAsia" w:hint="eastAsia"/>
                 <w:sz w:val="24"/>
               </w:rPr>
-              <w:t>□午後</w:t>
+              <w:t>{{ ck_1_gogo }}午後</w:t>
             </w:r>
           </w:p>
         </w:tc>
@@ -1230,7 +1232,7 @@
                 <w:rFonts w:asciiTheme="minorEastAsia" w:hAnsiTheme="minorEastAsia" w:hint="eastAsia"/>
                 <w:sz w:val="24"/>
               </w:rPr>
-              <w:t>□延長</w:t>
+              <w:t>{{ ck_1_encho2 }}延長</w:t>
             </w:r>
           </w:p>
         </w:tc>
@@ -1257,7 +1259,7 @@
                 <w:rFonts w:asciiTheme="minorEastAsia" w:hAnsiTheme="minorEastAsia" w:hint="eastAsia"/>
                 <w:sz w:val="24"/>
               </w:rPr>
-              <w:t>□夜間</w:t>
+              <w:t>{{ ck_1_yakan }}夜間</w:t>
             </w:r>
           </w:p>
         </w:tc>
@@ -1277,6 +1279,9 @@
                 <w:rFonts w:asciiTheme="minorEastAsia" w:hAnsiTheme="minorEastAsia"/>
               </w:rPr>
             </w:pPr>
+            <w:r>
+              <w:t>{{ biko_1 }}</w:t>
+            </w:r>
           </w:p>
         </w:tc>
       </w:tr>
@@ -1324,10 +1329,6 @@
           <w:p>
             <w:pPr>
               <w:pStyle w:val="a4"/>
-              <w:numPr>
-                <w:ilvl w:val="0"/>
-                <w:numId w:val="4"/>
-              </w:numPr>
               <w:ind w:leftChars="0"/>
               <w:rPr>
                 <w:rFonts w:asciiTheme="minorEastAsia" w:hAnsiTheme="minorEastAsia"/>
@@ -1337,7 +1338,7 @@
               <w:rPr>
                 <w:rFonts w:asciiTheme="minorEastAsia" w:hAnsiTheme="minorEastAsia" w:hint="eastAsia"/>
               </w:rPr>
-              <w:t xml:space="preserve">　・</w:t>
+              <w:t>{{ date_2 }}</w:t>
             </w:r>
           </w:p>
         </w:tc>
@@ -1359,6 +1360,9 @@
                 <w:rFonts w:asciiTheme="minorEastAsia" w:hAnsiTheme="minorEastAsia"/>
               </w:rPr>
             </w:pPr>
+            <w:r>
+              <w:t>{{ youbi_2 }}</w:t>
+            </w:r>
           </w:p>
         </w:tc>
         <w:tc>
@@ -1379,6 +1383,9 @@
                 <w:rFonts w:asciiTheme="minorEastAsia" w:hAnsiTheme="minorEastAsia"/>
               </w:rPr>
             </w:pPr>
+            <w:r>
+              <w:t>{{ room_2 }}</w:t>
+            </w:r>
           </w:p>
         </w:tc>
         <w:tc>
@@ -1404,7 +1411,7 @@
                 <w:rFonts w:asciiTheme="minorEastAsia" w:hAnsiTheme="minorEastAsia" w:hint="eastAsia"/>
                 <w:sz w:val="24"/>
               </w:rPr>
-              <w:t>□午前</w:t>
+              <w:t>{{ ck_2_gozen }}午前</w:t>
             </w:r>
           </w:p>
         </w:tc>
@@ -1431,7 +1438,7 @@
                 <w:rFonts w:asciiTheme="minorEastAsia" w:hAnsiTheme="minorEastAsia" w:hint="eastAsia"/>
                 <w:sz w:val="24"/>
               </w:rPr>
-              <w:t>□延長</w:t>
+              <w:t>{{ ck_2_encho1 }}延長</w:t>
             </w:r>
           </w:p>
         </w:tc>
@@ -1458,7 +1465,7 @@
                 <w:rFonts w:asciiTheme="minorEastAsia" w:hAnsiTheme="minorEastAsia" w:hint="eastAsia"/>
                 <w:sz w:val="24"/>
               </w:rPr>
-              <w:t>□午後</w:t>
+              <w:t>{{ ck_2_gogo }}午後</w:t>
             </w:r>
           </w:p>
         </w:tc>
@@ -1485,7 +1492,7 @@
                 <w:rFonts w:asciiTheme="minorEastAsia" w:hAnsiTheme="minorEastAsia" w:hint="eastAsia"/>
                 <w:sz w:val="24"/>
               </w:rPr>
-              <w:t>□延長</w:t>
+              <w:t>{{ ck_2_encho2 }}延長</w:t>
             </w:r>
           </w:p>
         </w:tc>
@@ -1512,7 +1519,7 @@
                 <w:rFonts w:asciiTheme="minorEastAsia" w:hAnsiTheme="minorEastAsia" w:hint="eastAsia"/>
                 <w:sz w:val="24"/>
               </w:rPr>
-              <w:t>□夜間</w:t>
+              <w:t>{{ ck_2_yakan }}夜間</w:t>
             </w:r>
           </w:p>
         </w:tc>
@@ -1532,6 +1539,9 @@
                 <w:rFonts w:asciiTheme="minorEastAsia" w:hAnsiTheme="minorEastAsia"/>
               </w:rPr>
             </w:pPr>
+            <w:r>
+              <w:t>{{ biko_2 }}</w:t>
+            </w:r>
           </w:p>
         </w:tc>
       </w:tr>
@@ -1579,10 +1589,6 @@
           <w:p>
             <w:pPr>
               <w:pStyle w:val="a4"/>
-              <w:numPr>
-                <w:ilvl w:val="0"/>
-                <w:numId w:val="4"/>
-              </w:numPr>
               <w:ind w:leftChars="0"/>
               <w:rPr>
                 <w:rFonts w:asciiTheme="minorEastAsia" w:hAnsiTheme="minorEastAsia"/>
@@ -1592,7 +1598,7 @@
               <w:rPr>
                 <w:rFonts w:asciiTheme="minorEastAsia" w:hAnsiTheme="minorEastAsia" w:hint="eastAsia"/>
               </w:rPr>
-              <w:t xml:space="preserve">　・</w:t>
+              <w:t>{{ date_3 }}</w:t>
             </w:r>
           </w:p>
         </w:tc>
@@ -1614,6 +1620,9 @@
                 <w:rFonts w:asciiTheme="minorEastAsia" w:hAnsiTheme="minorEastAsia"/>
               </w:rPr>
             </w:pPr>
+            <w:r>
+              <w:t>{{ youbi_3 }}</w:t>
+            </w:r>
           </w:p>
         </w:tc>
         <w:tc>
@@ -1634,6 +1643,9 @@
                 <w:rFonts w:asciiTheme="minorEastAsia" w:hAnsiTheme="minorEastAsia"/>
               </w:rPr>
             </w:pPr>
+            <w:r>
+              <w:t>{{ room_3 }}</w:t>
+            </w:r>
           </w:p>
         </w:tc>
         <w:tc>
@@ -1659,7 +1671,7 @@
                 <w:rFonts w:asciiTheme="minorEastAsia" w:hAnsiTheme="minorEastAsia" w:hint="eastAsia"/>
                 <w:sz w:val="24"/>
               </w:rPr>
-              <w:t>□午前</w:t>
+              <w:t>{{ ck_3_gozen }}午前</w:t>
             </w:r>
           </w:p>
         </w:tc>
@@ -1686,7 +1698,7 @@
                 <w:rFonts w:asciiTheme="minorEastAsia" w:hAnsiTheme="minorEastAsia" w:hint="eastAsia"/>
                 <w:sz w:val="24"/>
               </w:rPr>
-              <w:t>□延長</w:t>
+              <w:t>{{ ck_3_encho1 }}延長</w:t>
             </w:r>
           </w:p>
         </w:tc>
@@ -1713,7 +1725,7 @@
                 <w:rFonts w:asciiTheme="minorEastAsia" w:hAnsiTheme="minorEastAsia" w:hint="eastAsia"/>
                 <w:sz w:val="24"/>
               </w:rPr>
-              <w:t>□午後</w:t>
+              <w:t>{{ ck_3_gogo }}午後</w:t>
             </w:r>
           </w:p>
         </w:tc>
@@ -1740,7 +1752,7 @@
                 <w:rFonts w:asciiTheme="minorEastAsia" w:hAnsiTheme="minorEastAsia" w:hint="eastAsia"/>
                 <w:sz w:val="24"/>
               </w:rPr>
-              <w:t>□延長</w:t>
+              <w:t>{{ ck_3_encho2 }}延長</w:t>
             </w:r>
           </w:p>
         </w:tc>
@@ -1767,7 +1779,7 @@
                 <w:rFonts w:asciiTheme="minorEastAsia" w:hAnsiTheme="minorEastAsia" w:hint="eastAsia"/>
                 <w:sz w:val="24"/>
               </w:rPr>
-              <w:t>□夜間</w:t>
+              <w:t>{{ ck_3_yakan }}夜間</w:t>
             </w:r>
           </w:p>
         </w:tc>
@@ -1787,6 +1799,9 @@
                 <w:rFonts w:asciiTheme="minorEastAsia" w:hAnsiTheme="minorEastAsia"/>
               </w:rPr>
             </w:pPr>
+            <w:r>
+              <w:t>{{ biko_3 }}</w:t>
+            </w:r>
           </w:p>
         </w:tc>
       </w:tr>
@@ -1834,10 +1849,6 @@
           <w:p>
             <w:pPr>
               <w:pStyle w:val="a4"/>
-              <w:numPr>
-                <w:ilvl w:val="0"/>
-                <w:numId w:val="4"/>
-              </w:numPr>
               <w:ind w:leftChars="0"/>
               <w:rPr>
                 <w:rFonts w:asciiTheme="minorEastAsia" w:hAnsiTheme="minorEastAsia"/>
@@ -1847,7 +1858,7 @@
               <w:rPr>
                 <w:rFonts w:asciiTheme="minorEastAsia" w:hAnsiTheme="minorEastAsia" w:hint="eastAsia"/>
               </w:rPr>
-              <w:t xml:space="preserve">　・</w:t>
+              <w:t>{{ date_4 }}</w:t>
             </w:r>
           </w:p>
         </w:tc>
@@ -1869,6 +1880,9 @@
                 <w:rFonts w:asciiTheme="minorEastAsia" w:hAnsiTheme="minorEastAsia"/>
               </w:rPr>
             </w:pPr>
+            <w:r>
+              <w:t>{{ youbi_4 }}</w:t>
+            </w:r>
           </w:p>
         </w:tc>
         <w:tc>
@@ -1889,6 +1903,9 @@
                 <w:rFonts w:asciiTheme="minorEastAsia" w:hAnsiTheme="minorEastAsia"/>
               </w:rPr>
             </w:pPr>
+            <w:r>
+              <w:t>{{ room_4 }}</w:t>
+            </w:r>
           </w:p>
         </w:tc>
         <w:tc>
@@ -1914,7 +1931,7 @@
                 <w:rFonts w:asciiTheme="minorEastAsia" w:hAnsiTheme="minorEastAsia" w:hint="eastAsia"/>
                 <w:sz w:val="24"/>
               </w:rPr>
-              <w:t>□午前</w:t>
+              <w:t>{{ ck_4_gozen }}午前</w:t>
             </w:r>
           </w:p>
         </w:tc>
@@ -1941,7 +1958,7 @@
                 <w:rFonts w:asciiTheme="minorEastAsia" w:hAnsiTheme="minorEastAsia" w:hint="eastAsia"/>
                 <w:sz w:val="24"/>
               </w:rPr>
-              <w:t>□延長</w:t>
+              <w:t>{{ ck_4_encho1 }}延長</w:t>
             </w:r>
           </w:p>
         </w:tc>
@@ -1968,7 +1985,7 @@
                 <w:rFonts w:asciiTheme="minorEastAsia" w:hAnsiTheme="minorEastAsia" w:hint="eastAsia"/>
                 <w:sz w:val="24"/>
               </w:rPr>
-              <w:t>□午後</w:t>
+              <w:t>{{ ck_4_gogo }}午後</w:t>
             </w:r>
           </w:p>
         </w:tc>
@@ -1995,7 +2012,7 @@
                 <w:rFonts w:asciiTheme="minorEastAsia" w:hAnsiTheme="minorEastAsia" w:hint="eastAsia"/>
                 <w:sz w:val="24"/>
               </w:rPr>
-              <w:t>□延長</w:t>
+              <w:t>{{ ck_4_encho2 }}延長</w:t>
             </w:r>
           </w:p>
         </w:tc>
@@ -2022,7 +2039,7 @@
                 <w:rFonts w:asciiTheme="minorEastAsia" w:hAnsiTheme="minorEastAsia" w:hint="eastAsia"/>
                 <w:sz w:val="24"/>
               </w:rPr>
-              <w:t>□夜間</w:t>
+              <w:t>{{ ck_4_yakan }}夜間</w:t>
             </w:r>
           </w:p>
         </w:tc>
@@ -2042,6 +2059,9 @@
                 <w:rFonts w:asciiTheme="minorEastAsia" w:hAnsiTheme="minorEastAsia"/>
               </w:rPr>
             </w:pPr>
+            <w:r>
+              <w:t>{{ biko_4 }}</w:t>
+            </w:r>
           </w:p>
         </w:tc>
       </w:tr>
@@ -2089,10 +2109,6 @@
           <w:p>
             <w:pPr>
               <w:pStyle w:val="a4"/>
-              <w:numPr>
-                <w:ilvl w:val="0"/>
-                <w:numId w:val="4"/>
-              </w:numPr>
               <w:ind w:leftChars="0"/>
               <w:rPr>
                 <w:rFonts w:asciiTheme="minorEastAsia" w:hAnsiTheme="minorEastAsia"/>
@@ -2102,7 +2118,7 @@
               <w:rPr>
                 <w:rFonts w:asciiTheme="minorEastAsia" w:hAnsiTheme="minorEastAsia" w:hint="eastAsia"/>
               </w:rPr>
-              <w:t xml:space="preserve">　・</w:t>
+              <w:t>{{ date_5 }}</w:t>
             </w:r>
           </w:p>
         </w:tc>
@@ -2124,6 +2140,9 @@
                 <w:rFonts w:asciiTheme="minorEastAsia" w:hAnsiTheme="minorEastAsia"/>
               </w:rPr>
             </w:pPr>
+            <w:r>
+              <w:t>{{ youbi_5 }}</w:t>
+            </w:r>
           </w:p>
         </w:tc>
         <w:tc>
@@ -2144,6 +2163,9 @@
                 <w:rFonts w:asciiTheme="minorEastAsia" w:hAnsiTheme="minorEastAsia"/>
               </w:rPr>
             </w:pPr>
+            <w:r>
+              <w:t>{{ room_5 }}</w:t>
+            </w:r>
           </w:p>
         </w:tc>
         <w:tc>
@@ -2169,7 +2191,7 @@
                 <w:rFonts w:asciiTheme="minorEastAsia" w:hAnsiTheme="minorEastAsia" w:hint="eastAsia"/>
                 <w:sz w:val="24"/>
               </w:rPr>
-              <w:t>□午前</w:t>
+              <w:t>{{ ck_5_gozen }}午前</w:t>
             </w:r>
           </w:p>
         </w:tc>
@@ -2196,7 +2218,7 @@
                 <w:rFonts w:asciiTheme="minorEastAsia" w:hAnsiTheme="minorEastAsia" w:hint="eastAsia"/>
                 <w:sz w:val="24"/>
               </w:rPr>
-              <w:t>□延長</w:t>
+              <w:t>{{ ck_5_encho1 }}延長</w:t>
             </w:r>
           </w:p>
         </w:tc>
@@ -2223,7 +2245,7 @@
                 <w:rFonts w:asciiTheme="minorEastAsia" w:hAnsiTheme="minorEastAsia" w:hint="eastAsia"/>
                 <w:sz w:val="24"/>
               </w:rPr>
-              <w:t>□午後</w:t>
+              <w:t>{{ ck_5_gogo }}午後</w:t>
             </w:r>
           </w:p>
         </w:tc>
@@ -2250,7 +2272,7 @@
                 <w:rFonts w:asciiTheme="minorEastAsia" w:hAnsiTheme="minorEastAsia" w:hint="eastAsia"/>
                 <w:sz w:val="24"/>
               </w:rPr>
-              <w:t>□延長</w:t>
+              <w:t>{{ ck_5_encho2 }}延長</w:t>
             </w:r>
           </w:p>
         </w:tc>
@@ -2277,7 +2299,7 @@
                 <w:rFonts w:asciiTheme="minorEastAsia" w:hAnsiTheme="minorEastAsia" w:hint="eastAsia"/>
                 <w:sz w:val="24"/>
               </w:rPr>
-              <w:t>□夜間</w:t>
+              <w:t>{{ ck_5_yakan }}夜間</w:t>
             </w:r>
           </w:p>
         </w:tc>
@@ -2297,6 +2319,9 @@
                 <w:rFonts w:asciiTheme="minorEastAsia" w:hAnsiTheme="minorEastAsia"/>
               </w:rPr>
             </w:pPr>
+            <w:r>
+              <w:t>{{ biko_5 }}</w:t>
+            </w:r>
           </w:p>
         </w:tc>
       </w:tr>
